--- a/docs/proposals/softbank-ultraman-caravan/SB様提示用_実施条件とお願い.docx
+++ b/docs/proposals/softbank-ultraman-caravan/SB様提示用_実施条件とお願い.docx
@@ -860,7 +860,7 @@
                 <w:b w:val="0"/>
                 <w:sz w:val="19"/>
               </w:rPr>
-              <w:t>キャンセル・解約条件</w:t>
+              <w:t>開催確定とキャンセル条件</w:t>
             </w:r>
           </w:p>
         </w:tc>
@@ -876,7 +876,7 @@
                 <w:b w:val="0"/>
                 <w:sz w:val="19"/>
               </w:rPr>
-              <w:t>個別開催の中止:30日前まで30%/14日前まで50%/13日前以降100%。中途解約時は残期間保証分の精算</w:t>
+              <w:t>開催会場・日程は開催1ヶ月前までに確定。確定後のキャンセル料:1ヶ月前〜14日前 30%/13日前〜7日前 50%/6日前〜当日 100%。中途解約時は残期間保証分の精算</w:t>
             </w:r>
           </w:p>
         </w:tc>

--- a/docs/proposals/softbank-ultraman-caravan/SB様提示用_実施条件とお願い.docx
+++ b/docs/proposals/softbank-ultraman-caravan/SB様提示用_実施条件とお願い.docx
@@ -810,7 +810,7 @@
                 <w:b w:val="0"/>
                 <w:sz w:val="19"/>
               </w:rPr>
-              <w:t>年間最低開催数保証</w:t>
+              <w:t>最低開催数保証</w:t>
             </w:r>
           </w:p>
         </w:tc>
@@ -826,7 +826,7 @@
                 <w:b w:val="0"/>
                 <w:sz w:val="19"/>
               </w:rPr>
-              <w:t>各年度の計画開催数の8割。未達の場合も当該数量分を申し受け、各年度末に精算</w:t>
+              <w:t>基準15ライン分の開催数を最低保証とし、未実施の場合も当該数量分を申し受けます(各年度末に精算)</w:t>
             </w:r>
           </w:p>
         </w:tc>
@@ -926,7 +926,7 @@
                 <w:b w:val="0"/>
                 <w:sz w:val="19"/>
               </w:rPr>
-              <w:t>月別供給計画による(立ち上げ期12〜15ライン、段階増強。繁忙月は当社主催行事との調整月として変動)。年間総量でお約束します</w:t>
+              <w:t>基準15ライン。余裕のある月(1月・4月・6月・11月・12月)は最大20ラインまで増枠可能(月別供給計画による)</w:t>
             </w:r>
           </w:p>
         </w:tc>
@@ -976,7 +976,107 @@
                 <w:b w:val="0"/>
                 <w:sz w:val="19"/>
               </w:rPr>
-              <w:t>貴社EDI発注・IP使用料は年度前払い・保証分は四半期前払い(ご相談)</w:t>
+              <w:t>貴社EDI発注・IP使用料は年度前払い・保証分は四半期前払い(ご相談)。最低保証契約のため、開催ごとの個別発注ではなく期間一括の発注形態をご相談させてください</w:t>
+            </w:r>
+          </w:p>
+        </w:tc>
+      </w:tr>
+      <w:tr>
+        <w:tc>
+          <w:tcPr>
+            <w:tcW w:type="dxa" w:w="2880"/>
+          </w:tcPr>
+          <w:p>
+            <w:r/>
+            <w:r>
+              <w:rPr>
+                <w:rFonts w:ascii="Meiryo" w:hAnsi="Meiryo" w:eastAsia="Meiryo"/>
+                <w:b w:val="0"/>
+                <w:sz w:val="19"/>
+              </w:rPr>
+              <w:t>6</w:t>
+            </w:r>
+          </w:p>
+        </w:tc>
+        <w:tc>
+          <w:tcPr>
+            <w:tcW w:type="dxa" w:w="2880"/>
+          </w:tcPr>
+          <w:p>
+            <w:r/>
+            <w:r>
+              <w:rPr>
+                <w:rFonts w:ascii="Meiryo" w:hAnsi="Meiryo" w:eastAsia="Meiryo"/>
+                <w:b w:val="0"/>
+                <w:sz w:val="19"/>
+              </w:rPr>
+              <w:t>実施エリア・キャラクターの制約</w:t>
+            </w:r>
+          </w:p>
+        </w:tc>
+        <w:tc>
+          <w:tcPr>
+            <w:tcW w:type="dxa" w:w="2880"/>
+          </w:tcPr>
+          <w:p>
+            <w:r/>
+            <w:r>
+              <w:rPr>
+                <w:rFonts w:ascii="Meiryo" w:hAnsi="Meiryo" w:eastAsia="Meiryo"/>
+                <w:b w:val="0"/>
+                <w:sz w:val="19"/>
+              </w:rPr>
+              <w:t>北関東エリアは2027年1〜3月は実施できません(4月以降は可)。ウルトラセブンは対象外。出演は8ヒーロー(初代ウルトラマン/タロウ/ティガ/ダイナ/ゼロ/アーク/オメガ/テオ)</w:t>
+            </w:r>
+          </w:p>
+        </w:tc>
+      </w:tr>
+      <w:tr>
+        <w:tc>
+          <w:tcPr>
+            <w:tcW w:type="dxa" w:w="2880"/>
+          </w:tcPr>
+          <w:p>
+            <w:r/>
+            <w:r>
+              <w:rPr>
+                <w:rFonts w:ascii="Meiryo" w:hAnsi="Meiryo" w:eastAsia="Meiryo"/>
+                <w:b w:val="0"/>
+                <w:sz w:val="19"/>
+              </w:rPr>
+              <w:t>7</w:t>
+            </w:r>
+          </w:p>
+        </w:tc>
+        <w:tc>
+          <w:tcPr>
+            <w:tcW w:type="dxa" w:w="2880"/>
+          </w:tcPr>
+          <w:p>
+            <w:r/>
+            <w:r>
+              <w:rPr>
+                <w:rFonts w:ascii="Meiryo" w:hAnsi="Meiryo" w:eastAsia="Meiryo"/>
+                <w:b w:val="0"/>
+                <w:sz w:val="19"/>
+              </w:rPr>
+              <w:t>排他条件</w:t>
+            </w:r>
+          </w:p>
+        </w:tc>
+        <w:tc>
+          <w:tcPr>
+            <w:tcW w:type="dxa" w:w="2880"/>
+          </w:tcPr>
+          <w:p>
+            <w:r/>
+            <w:r>
+              <w:rPr>
+                <w:rFonts w:ascii="Meiryo" w:hAnsi="Meiryo" w:eastAsia="Meiryo"/>
+                <w:b w:val="0"/>
+                <w:sz w:val="19"/>
+              </w:rPr>
+              <w:t>契約期間中、当社は国内の他の携帯キャリア(3社)との店頭イベント契約を行いません</w:t>
             </w:r>
           </w:p>
         </w:tc>
@@ -1133,6 +1233,387 @@
         <w:t>貴社にてご担当いただく事項</w:t>
       </w:r>
     </w:p>
+    <w:p>
+      <w:pPr>
+        <w:spacing w:after="80"/>
+      </w:pPr>
+      <w:r>
+        <w:rPr>
+          <w:rFonts w:ascii="Meiryo" w:hAnsi="Meiryo" w:eastAsia="Meiryo"/>
+          <w:b/>
+          <w:sz w:val="21"/>
+        </w:rPr>
+        <w:t>運営体制(運営ディレクター1名+運営スタッフ4名)</w:t>
+      </w:r>
+    </w:p>
+    <w:tbl>
+      <w:tblPr>
+        <w:tblStyle w:val="TableGrid"/>
+        <w:tblW w:type="auto" w:w="0"/>
+        <w:tblLook w:firstColumn="1" w:firstRow="1" w:lastColumn="0" w:lastRow="0" w:noHBand="0" w:noVBand="1" w:val="04A0"/>
+      </w:tblPr>
+      <w:tblGrid>
+        <w:gridCol w:w="2880"/>
+        <w:gridCol w:w="2880"/>
+        <w:gridCol w:w="2880"/>
+      </w:tblGrid>
+      <w:tr>
+        <w:tc>
+          <w:tcPr>
+            <w:tcW w:type="dxa" w:w="2880"/>
+            <w:shd w:fill="E8EAF2"/>
+          </w:tcPr>
+          <w:p>
+            <w:r/>
+            <w:r>
+              <w:rPr>
+                <w:rFonts w:ascii="Meiryo" w:hAnsi="Meiryo" w:eastAsia="Meiryo"/>
+                <w:b/>
+                <w:sz w:val="19"/>
+              </w:rPr>
+              <w:t>役割</w:t>
+            </w:r>
+          </w:p>
+        </w:tc>
+        <w:tc>
+          <w:tcPr>
+            <w:tcW w:type="dxa" w:w="2880"/>
+            <w:shd w:fill="E8EAF2"/>
+          </w:tcPr>
+          <w:p>
+            <w:r/>
+            <w:r>
+              <w:rPr>
+                <w:rFonts w:ascii="Meiryo" w:hAnsi="Meiryo" w:eastAsia="Meiryo"/>
+                <w:b/>
+                <w:sz w:val="19"/>
+              </w:rPr>
+              <w:t>撮影会中</w:t>
+            </w:r>
+          </w:p>
+        </w:tc>
+        <w:tc>
+          <w:tcPr>
+            <w:tcW w:type="dxa" w:w="2880"/>
+            <w:shd w:fill="E8EAF2"/>
+          </w:tcPr>
+          <w:p>
+            <w:r/>
+            <w:r>
+              <w:rPr>
+                <w:rFonts w:ascii="Meiryo" w:hAnsi="Meiryo" w:eastAsia="Meiryo"/>
+                <w:b/>
+                <w:sz w:val="19"/>
+              </w:rPr>
+              <w:t>撮影会の合間・開始前</w:t>
+            </w:r>
+          </w:p>
+        </w:tc>
+      </w:tr>
+      <w:tr>
+        <w:tc>
+          <w:tcPr>
+            <w:tcW w:type="dxa" w:w="2880"/>
+          </w:tcPr>
+          <w:p>
+            <w:r/>
+            <w:r>
+              <w:rPr>
+                <w:rFonts w:ascii="Meiryo" w:hAnsi="Meiryo" w:eastAsia="Meiryo"/>
+                <w:b w:val="0"/>
+                <w:sz w:val="19"/>
+              </w:rPr>
+              <w:t>運営ディレクター</w:t>
+            </w:r>
+          </w:p>
+        </w:tc>
+        <w:tc>
+          <w:tcPr>
+            <w:tcW w:type="dxa" w:w="2880"/>
+          </w:tcPr>
+          <w:p>
+            <w:r/>
+            <w:r>
+              <w:rPr>
+                <w:rFonts w:ascii="Meiryo" w:hAnsi="Meiryo" w:eastAsia="Meiryo"/>
+                <w:b w:val="0"/>
+                <w:sz w:val="19"/>
+              </w:rPr>
+              <w:t>全体管理、音響機材のセット・音出し、館管理者との対応、会場周辺のお客様誘導</w:t>
+            </w:r>
+          </w:p>
+        </w:tc>
+        <w:tc>
+          <w:tcPr>
+            <w:tcW w:type="dxa" w:w="2880"/>
+          </w:tcPr>
+          <w:p>
+            <w:r/>
+            <w:r>
+              <w:rPr>
+                <w:rFonts w:ascii="Meiryo" w:hAnsi="Meiryo" w:eastAsia="Meiryo"/>
+                <w:b w:val="0"/>
+                <w:sz w:val="19"/>
+              </w:rPr>
+              <w:t>会場づくり、お客様対応</w:t>
+            </w:r>
+          </w:p>
+        </w:tc>
+      </w:tr>
+      <w:tr>
+        <w:tc>
+          <w:tcPr>
+            <w:tcW w:type="dxa" w:w="2880"/>
+          </w:tcPr>
+          <w:p>
+            <w:r/>
+            <w:r>
+              <w:rPr>
+                <w:rFonts w:ascii="Meiryo" w:hAnsi="Meiryo" w:eastAsia="Meiryo"/>
+                <w:b w:val="0"/>
+                <w:sz w:val="19"/>
+              </w:rPr>
+              <w:t>スタッフ1</w:t>
+            </w:r>
+          </w:p>
+        </w:tc>
+        <w:tc>
+          <w:tcPr>
+            <w:tcW w:type="dxa" w:w="2880"/>
+          </w:tcPr>
+          <w:p>
+            <w:r/>
+            <w:r>
+              <w:rPr>
+                <w:rFonts w:ascii="Meiryo" w:hAnsi="Meiryo" w:eastAsia="Meiryo"/>
+                <w:b w:val="0"/>
+                <w:sz w:val="19"/>
+              </w:rPr>
+              <w:t>待機列の先頭</w:t>
+            </w:r>
+          </w:p>
+        </w:tc>
+        <w:tc>
+          <w:tcPr>
+            <w:tcW w:type="dxa" w:w="2880"/>
+          </w:tcPr>
+          <w:p>
+            <w:r/>
+            <w:r>
+              <w:rPr>
+                <w:rFonts w:ascii="Meiryo" w:hAnsi="Meiryo" w:eastAsia="Meiryo"/>
+                <w:b w:val="0"/>
+                <w:sz w:val="19"/>
+              </w:rPr>
+              <w:t>会場づくり、整理券配布</w:t>
+            </w:r>
+          </w:p>
+        </w:tc>
+      </w:tr>
+      <w:tr>
+        <w:tc>
+          <w:tcPr>
+            <w:tcW w:type="dxa" w:w="2880"/>
+          </w:tcPr>
+          <w:p>
+            <w:r/>
+            <w:r>
+              <w:rPr>
+                <w:rFonts w:ascii="Meiryo" w:hAnsi="Meiryo" w:eastAsia="Meiryo"/>
+                <w:b w:val="0"/>
+                <w:sz w:val="19"/>
+              </w:rPr>
+              <w:t>スタッフ2</w:t>
+            </w:r>
+          </w:p>
+        </w:tc>
+        <w:tc>
+          <w:tcPr>
+            <w:tcW w:type="dxa" w:w="2880"/>
+          </w:tcPr>
+          <w:p>
+            <w:r/>
+            <w:r>
+              <w:rPr>
+                <w:rFonts w:ascii="Meiryo" w:hAnsi="Meiryo" w:eastAsia="Meiryo"/>
+                <w:b w:val="0"/>
+                <w:sz w:val="19"/>
+              </w:rPr>
+              <w:t>出口での送り出し</w:t>
+            </w:r>
+          </w:p>
+        </w:tc>
+        <w:tc>
+          <w:tcPr>
+            <w:tcW w:type="dxa" w:w="2880"/>
+          </w:tcPr>
+          <w:p>
+            <w:r/>
+            <w:r>
+              <w:rPr>
+                <w:rFonts w:ascii="Meiryo" w:hAnsi="Meiryo" w:eastAsia="Meiryo"/>
+                <w:b w:val="0"/>
+                <w:sz w:val="19"/>
+              </w:rPr>
+              <w:t>会場づくり、整理券配布</w:t>
+            </w:r>
+          </w:p>
+        </w:tc>
+      </w:tr>
+      <w:tr>
+        <w:tc>
+          <w:tcPr>
+            <w:tcW w:type="dxa" w:w="2880"/>
+          </w:tcPr>
+          <w:p>
+            <w:r/>
+            <w:r>
+              <w:rPr>
+                <w:rFonts w:ascii="Meiryo" w:hAnsi="Meiryo" w:eastAsia="Meiryo"/>
+                <w:b w:val="0"/>
+                <w:sz w:val="19"/>
+              </w:rPr>
+              <w:t>スタッフ3</w:t>
+            </w:r>
+          </w:p>
+        </w:tc>
+        <w:tc>
+          <w:tcPr>
+            <w:tcW w:type="dxa" w:w="2880"/>
+          </w:tcPr>
+          <w:p>
+            <w:r/>
+            <w:r>
+              <w:rPr>
+                <w:rFonts w:ascii="Meiryo" w:hAnsi="Meiryo" w:eastAsia="Meiryo"/>
+                <w:b w:val="0"/>
+                <w:sz w:val="19"/>
+              </w:rPr>
+              <w:t>撮影補助(荷物運搬など)</w:t>
+            </w:r>
+          </w:p>
+        </w:tc>
+        <w:tc>
+          <w:tcPr>
+            <w:tcW w:type="dxa" w:w="2880"/>
+          </w:tcPr>
+          <w:p>
+            <w:r/>
+            <w:r>
+              <w:rPr>
+                <w:rFonts w:ascii="Meiryo" w:hAnsi="Meiryo" w:eastAsia="Meiryo"/>
+                <w:b w:val="0"/>
+                <w:sz w:val="19"/>
+              </w:rPr>
+              <w:t>会場づくり、事前の列づくり</w:t>
+            </w:r>
+          </w:p>
+        </w:tc>
+      </w:tr>
+      <w:tr>
+        <w:tc>
+          <w:tcPr>
+            <w:tcW w:type="dxa" w:w="2880"/>
+          </w:tcPr>
+          <w:p>
+            <w:r/>
+            <w:r>
+              <w:rPr>
+                <w:rFonts w:ascii="Meiryo" w:hAnsi="Meiryo" w:eastAsia="Meiryo"/>
+                <w:b w:val="0"/>
+                <w:sz w:val="19"/>
+              </w:rPr>
+              <w:t>スタッフ4</w:t>
+            </w:r>
+          </w:p>
+        </w:tc>
+        <w:tc>
+          <w:tcPr>
+            <w:tcW w:type="dxa" w:w="2880"/>
+          </w:tcPr>
+          <w:p>
+            <w:r/>
+            <w:r>
+              <w:rPr>
+                <w:rFonts w:ascii="Meiryo" w:hAnsi="Meiryo" w:eastAsia="Meiryo"/>
+                <w:b w:val="0"/>
+                <w:sz w:val="19"/>
+              </w:rPr>
+              <w:t>待機列の最後尾(参加者管理)</w:t>
+            </w:r>
+          </w:p>
+        </w:tc>
+        <w:tc>
+          <w:tcPr>
+            <w:tcW w:type="dxa" w:w="2880"/>
+          </w:tcPr>
+          <w:p>
+            <w:r/>
+            <w:r>
+              <w:rPr>
+                <w:rFonts w:ascii="Meiryo" w:hAnsi="Meiryo" w:eastAsia="Meiryo"/>
+                <w:b w:val="0"/>
+                <w:sz w:val="19"/>
+              </w:rPr>
+              <w:t>会場づくり、事前の列づくり</w:t>
+            </w:r>
+          </w:p>
+        </w:tc>
+      </w:tr>
+    </w:tbl>
+    <w:p/>
+    <w:p>
+      <w:pPr>
+        <w:pStyle w:val="ListBullet"/>
+      </w:pPr>
+      <w:r>
+        <w:rPr>
+          <w:rFonts w:ascii="Meiryo" w:hAnsi="Meiryo" w:eastAsia="Meiryo"/>
+          <w:b w:val="0"/>
+          <w:sz w:val="21"/>
+        </w:rPr>
+        <w:t>費用を抑えた体制で品質を担保するための最低人数です。撮影会中と合間で全員の持ち場が切り替わる運用のため、4名が必要となります</w:t>
+      </w:r>
+    </w:p>
+    <w:p>
+      <w:pPr>
+        <w:pStyle w:val="ListBullet"/>
+      </w:pPr>
+      <w:r>
+        <w:rPr>
+          <w:rFonts w:ascii="Meiryo" w:hAnsi="Meiryo" w:eastAsia="Meiryo"/>
+          <w:b w:val="0"/>
+          <w:sz w:val="21"/>
+        </w:rPr>
+        <w:t>運営スタッフはスタッフと分かる服装(スタッフTシャツ・ベスト等)の着用をお願いします</w:t>
+      </w:r>
+    </w:p>
+    <w:p>
+      <w:pPr>
+        <w:pStyle w:val="ListBullet"/>
+      </w:pPr>
+      <w:r>
+        <w:rPr>
+          <w:rFonts w:ascii="Meiryo" w:hAnsi="Meiryo" w:eastAsia="Meiryo"/>
+          <w:b w:val="0"/>
+          <w:sz w:val="21"/>
+        </w:rPr>
+        <w:t>貴社内に全国の実施を取りまとめるご担当窓口(1部署)を設けていただき、各会場への展開・情報共有をお願いします</w:t>
+      </w:r>
+    </w:p>
+    <w:p>
+      <w:pPr>
+        <w:spacing w:after="80"/>
+      </w:pPr>
+      <w:r>
+        <w:rPr>
+          <w:rFonts w:ascii="Meiryo" w:hAnsi="Meiryo" w:eastAsia="Meiryo"/>
+          <w:b/>
+          <w:sz w:val="21"/>
+        </w:rPr>
+        <w:t>その他の分担</w:t>
+      </w:r>
+    </w:p>
     <w:tbl>
       <w:tblPr>
         <w:tblStyle w:val="TableGrid"/>
@@ -1193,56 +1674,6 @@
                 <w:sz w:val="19"/>
               </w:rPr>
               <w:t>テストでの実績</w:t>
-            </w:r>
-          </w:p>
-        </w:tc>
-      </w:tr>
-      <w:tr>
-        <w:tc>
-          <w:tcPr>
-            <w:tcW w:type="dxa" w:w="2880"/>
-          </w:tcPr>
-          <w:p>
-            <w:r/>
-            <w:r>
-              <w:rPr>
-                <w:rFonts w:ascii="Meiryo" w:hAnsi="Meiryo" w:eastAsia="Meiryo"/>
-                <w:b w:val="0"/>
-                <w:sz w:val="19"/>
-              </w:rPr>
-              <w:t>運営体制</w:t>
-            </w:r>
-          </w:p>
-        </w:tc>
-        <w:tc>
-          <w:tcPr>
-            <w:tcW w:type="dxa" w:w="2880"/>
-          </w:tcPr>
-          <w:p>
-            <w:r/>
-            <w:r>
-              <w:rPr>
-                <w:rFonts w:ascii="Meiryo" w:hAnsi="Meiryo" w:eastAsia="Meiryo"/>
-                <w:b w:val="0"/>
-                <w:sz w:val="19"/>
-              </w:rPr>
-              <w:t>運営ディレクター1名・運営スタッフ4名(待機列整理・参加証配布・店舗誘導・キャンペーン案内)</w:t>
-            </w:r>
-          </w:p>
-        </w:tc>
-        <w:tc>
-          <w:tcPr>
-            <w:tcW w:type="dxa" w:w="2880"/>
-          </w:tcPr>
-          <w:p>
-            <w:r/>
-            <w:r>
-              <w:rPr>
-                <w:rFonts w:ascii="Meiryo" w:hAnsi="Meiryo" w:eastAsia="Meiryo"/>
-                <w:b w:val="0"/>
-                <w:sz w:val="19"/>
-              </w:rPr>
-              <w:t>新規にお願いする事項</w:t>
             </w:r>
           </w:p>
         </w:tc>
@@ -2068,7 +2499,7 @@
                 <w:b w:val="0"/>
                 <w:sz w:val="19"/>
               </w:rPr>
-              <w:t>立ち上げ開始(12〜15ライン)</w:t>
+              <w:t>開始(基準15ライン・余裕月は最大20ライン)</w:t>
             </w:r>
           </w:p>
         </w:tc>
@@ -2086,7 +2517,7 @@
                 <w:b w:val="0"/>
                 <w:sz w:val="19"/>
               </w:rPr>
-              <w:t>2027年11月</w:t>
+              <w:t>2029年3月</w:t>
             </w:r>
           </w:p>
         </w:tc>
@@ -2102,7 +2533,7 @@
                 <w:b w:val="0"/>
                 <w:sz w:val="19"/>
               </w:rPr>
-              <w:t>20ライン体制完成</w:t>
+              <w:t>契約期間終了(2年3ヶ月)</w:t>
             </w:r>
           </w:p>
         </w:tc>

--- a/docs/proposals/softbank-ultraman-caravan/SB様提示用_実施条件とお願い.docx
+++ b/docs/proposals/softbank-ultraman-caravan/SB様提示用_実施条件とお願い.docx
@@ -2305,6 +2305,32 @@
           <w:b w:val="0"/>
           <w:sz w:val="21"/>
         </w:rPr>
+        <w:t>素材の使い分け:撮影会の背景バナーにはキャラクターなしの背景素材(当社提供)をご使用ください。集合ビジュアル・個体素材・ロゴは会場装飾・告知物用です。キャンペーンのキービジュアルは貴社にて制作(当社での制作受託も可)</w:t>
+      </w:r>
+    </w:p>
+    <w:p>
+      <w:pPr>
+        <w:pStyle w:val="ListBullet"/>
+      </w:pPr>
+      <w:r>
+        <w:rPr>
+          <w:rFonts w:ascii="Meiryo" w:hAnsi="Meiryo" w:eastAsia="Meiryo"/>
+          <w:b w:val="0"/>
+          <w:sz w:val="21"/>
+        </w:rPr>
+        <w:t>クレジット表記:「©円谷プロ」を左下に記載(キャラクターに被る場合は位置を調整)。貴社で加工した制作物の監修は5営業日をいただきます</w:t>
+      </w:r>
+    </w:p>
+    <w:p>
+      <w:pPr>
+        <w:pStyle w:val="ListBullet"/>
+      </w:pPr>
+      <w:r>
+        <w:rPr>
+          <w:rFonts w:ascii="Meiryo" w:hAnsi="Meiryo" w:eastAsia="Meiryo"/>
+          <w:b w:val="0"/>
+          <w:sz w:val="21"/>
+        </w:rPr>
         <w:t>非公式商品の使用・販売・装飾利用はできません。作成物はすべて当社監修を経てご使用ください</w:t>
       </w:r>
     </w:p>

--- a/docs/proposals/softbank-ultraman-caravan/SB様提示用_実施条件とお願い.docx
+++ b/docs/proposals/softbank-ultraman-caravan/SB様提示用_実施条件とお願い.docx
@@ -1585,7 +1585,7 @@
           <w:b w:val="0"/>
           <w:sz w:val="21"/>
         </w:rPr>
-        <w:t>運営スタッフはスタッフと分かる服装(スタッフTシャツ・ベスト等)の着用をお願いします</w:t>
+        <w:t>運営スタッフはスタッフと分かる服装(スタッフTシャツ・ベスト等)の着用と、集合時間の厳守をお願いします</w:t>
       </w:r>
     </w:p>
     <w:p>
@@ -1598,7 +1598,33 @@
           <w:b w:val="0"/>
           <w:sz w:val="21"/>
         </w:rPr>
-        <w:t>貴社内に全国の実施を取りまとめるご担当窓口(1部署)を設けていただき、各会場への展開・情報共有をお願いします</w:t>
+        <w:t>MC役(撮影ルールの案内・進行アナウンス)は運営ディレクターの兼務、または当社MCオプション(+3万円/日)をご利用ください。テストではMC不在の会場でルール共有不足が見られました</w:t>
+      </w:r>
+    </w:p>
+    <w:p>
+      <w:pPr>
+        <w:pStyle w:val="ListBullet"/>
+      </w:pPr>
+      <w:r>
+        <w:rPr>
+          <w:rFonts w:ascii="Meiryo" w:hAnsi="Meiryo" w:eastAsia="Meiryo"/>
+          <w:b w:val="0"/>
+          <w:sz w:val="21"/>
+        </w:rPr>
+        <w:t>撮影会後の商談・アンケートへのご案内は、告知物と受付で「商談・アンケート目的のイベント」である旨を事前に明記してください</w:t>
+      </w:r>
+    </w:p>
+    <w:p>
+      <w:pPr>
+        <w:pStyle w:val="ListBullet"/>
+      </w:pPr>
+      <w:r>
+        <w:rPr>
+          <w:rFonts w:ascii="Meiryo" w:hAnsi="Meiryo" w:eastAsia="Meiryo"/>
+          <w:b w:val="0"/>
+          <w:sz w:val="21"/>
+        </w:rPr>
+        <w:t>貴社内に全国の実施を取りまとめるご担当窓口(1部署)を設けていただき、各会場への展開・情報共有をお願いします。あわせて全会場の情報を網羅した告知LPの開設をご検討ください(当社公式サイトから誘導します)</w:t>
       </w:r>
     </w:p>
     <w:p>

--- a/docs/proposals/softbank-ultraman-caravan/SB様提示用_実施条件とお願い.docx
+++ b/docs/proposals/softbank-ultraman-caravan/SB様提示用_実施条件とお願い.docx
@@ -12,7 +12,7 @@
           <w:b/>
           <w:sz w:val="32"/>
         </w:rPr>
-        <w:t>ウルトラソフトバンクフェス 実施に向けたご提供条件とお願い事項</w:t>
+        <w:t>ウルトラソフトバンクフェス 本格実施のご提供条件とお願い事項</w:t>
       </w:r>
     </w:p>
     <w:p>
@@ -25,7 +25,7 @@
           <w:b w:val="0"/>
           <w:sz w:val="21"/>
         </w:rPr>
-        <w:t>ソフトバンク株式会社 御中/株式会社円谷プロダクション/2026年10月(ドラフト)</w:t>
+        <w:t>ソフトバンク株式会社 御中/株式会社円谷プロダクション/2026年10月22日</w:t>
       </w:r>
     </w:p>
     <w:p>
@@ -38,7 +38,7 @@
           <w:b w:val="0"/>
           <w:sz w:val="21"/>
         </w:rPr>
-        <w:t>本資料は、本格実施のご判断に向けて、当社のご提供条件と、実施にあたり貴社にお願いしたい事項を整理したものです。すべて税別表記です。</w:t>
+        <w:t>本格実施のご判断にあたり、当社のご提供条件と、貴社にお願いしたい事項をまとめました。金額はすべて税別です。</w:t>
       </w:r>
     </w:p>
     <w:p>
@@ -52,7 +52,7 @@
           <w:color w:val="232278"/>
           <w:sz w:val="26"/>
         </w:rPr>
-        <w:t>1. ご提供価格(ソフトバンク様特別プラン)</w:t>
+        <w:t>1. ご提供価格(ソフトバンク様特別価格)</w:t>
       </w:r>
     </w:p>
     <w:p>
@@ -124,7 +124,7 @@
                 <w:b/>
                 <w:sz w:val="19"/>
               </w:rPr>
-              <w:t>ソフトバンク様特別価格</w:t>
+              <w:t>特別価格</w:t>
             </w:r>
           </w:p>
         </w:tc>
@@ -142,7 +142,7 @@
                 <w:b w:val="0"/>
                 <w:sz w:val="19"/>
               </w:rPr>
-              <w:t>1日稼働(1回30分×最大5回公演)</w:t>
+              <w:t>1日(1回30分、最大5回公演)</w:t>
             </w:r>
           </w:p>
         </w:tc>
@@ -158,7 +158,7 @@
                 <w:b w:val="0"/>
                 <w:sz w:val="19"/>
               </w:rPr>
-              <w:t>225,000円/日</w:t>
+              <w:t>225,000円</w:t>
             </w:r>
           </w:p>
         </w:tc>
@@ -174,7 +174,7 @@
                 <w:b/>
                 <w:sz w:val="19"/>
               </w:rPr>
-              <w:t>100,000円/日(▲55.6%)</w:t>
+              <w:t>100,000円(▲55.6%)</w:t>
             </w:r>
           </w:p>
         </w:tc>
@@ -192,7 +192,7 @@
                 <w:b w:val="0"/>
                 <w:sz w:val="19"/>
               </w:rPr>
-              <w:t>土日2日間(1開催)</w:t>
+              <w:t>土日2日間</w:t>
             </w:r>
           </w:p>
         </w:tc>
@@ -242,7 +242,7 @@
                 <w:b w:val="0"/>
                 <w:sz w:val="19"/>
               </w:rPr>
-              <w:t>3連休通し(3日間)</w:t>
+              <w:t>3連休</w:t>
             </w:r>
           </w:p>
         </w:tc>
@@ -291,7 +291,7 @@
           <w:b w:val="0"/>
           <w:sz w:val="21"/>
         </w:rPr>
-        <w:t>特別価格の内訳(1日あたり):キャラクター使用料 40,000円/担当(チーフスタッフ)35,000円/スーツアクター 25,000円</w:t>
+        <w:t>特別価格の内訳(1日):キャラクター使用料 40,000円、担当(チーフスタッフ)35,000円、スーツアクター 25,000円</w:t>
       </w:r>
     </w:p>
     <w:p>
@@ -304,7 +304,7 @@
           <w:b w:val="0"/>
           <w:sz w:val="21"/>
         </w:rPr>
-        <w:t>現場は当社2名編成(アクター+担当)。担当はキャラクターの着脱補助・スーツメンテナンス・撮影時のお客様対応を行います</w:t>
+        <w:t>当社からは2名(担当とアクター)を派遣します。担当はキャラクターの着脱補助、スーツのメンテナンス、撮影時のお客様対応を行います</w:t>
       </w:r>
     </w:p>
     <w:p>
@@ -317,7 +317,7 @@
           <w:b w:val="0"/>
           <w:sz w:val="21"/>
         </w:rPr>
-        <w:t>本特別価格は、年間契約および年間最低開催数保証のご締結を前提とした本件限りの条件です。単発・スポットでのご実施は通常価格の適用となります</w:t>
+        <w:t>特別価格は、年間契約と最低開催数保証を前提とした本件限りの条件です。単発でのご実施は通常販売価格となります</w:t>
       </w:r>
     </w:p>
     <w:p>
@@ -327,20 +327,7 @@
           <w:b/>
           <w:sz w:val="23"/>
         </w:rPr>
-        <w:t>1-2. フル運営オプション(会場単位で選択可能)</w:t>
-      </w:r>
-    </w:p>
-    <w:p>
-      <w:pPr>
-        <w:spacing w:after="80"/>
-      </w:pPr>
-      <w:r>
-        <w:rPr>
-          <w:rFonts w:ascii="Meiryo" w:hAnsi="Meiryo" w:eastAsia="Meiryo"/>
-          <w:b w:val="0"/>
-          <w:sz w:val="21"/>
-        </w:rPr>
-        <w:t>貴社にて運営スタッフのご手配が難しい会場向けに、当社が運営一式を手配するオプションをご用意します。</w:t>
+        <w:t>1-2. オプション(会場単位で選択できます)</w:t>
       </w:r>
     </w:p>
     <w:tbl>
@@ -350,13 +337,14 @@
         <w:tblLook w:firstColumn="1" w:firstRow="1" w:lastColumn="0" w:lastRow="0" w:noHBand="0" w:noVBand="1" w:val="04A0"/>
       </w:tblPr>
       <w:tblGrid>
-        <w:gridCol w:w="4320"/>
-        <w:gridCol w:w="4320"/>
+        <w:gridCol w:w="2880"/>
+        <w:gridCol w:w="2880"/>
+        <w:gridCol w:w="2880"/>
       </w:tblGrid>
       <w:tr>
         <w:tc>
           <w:tcPr>
-            <w:tcW w:type="dxa" w:w="4320"/>
+            <w:tcW w:type="dxa" w:w="2880"/>
             <w:shd w:fill="E8EAF2"/>
           </w:tcPr>
           <w:p>
@@ -373,7 +361,24 @@
         </w:tc>
         <w:tc>
           <w:tcPr>
-            <w:tcW w:type="dxa" w:w="4320"/>
+            <w:tcW w:type="dxa" w:w="2880"/>
+            <w:shd w:fill="E8EAF2"/>
+          </w:tcPr>
+          <w:p>
+            <w:r/>
+            <w:r>
+              <w:rPr>
+                <w:rFonts w:ascii="Meiryo" w:hAnsi="Meiryo" w:eastAsia="Meiryo"/>
+                <w:b/>
+                <w:sz w:val="19"/>
+              </w:rPr>
+              <w:t>内容</w:t>
+            </w:r>
+          </w:p>
+        </w:tc>
+        <w:tc>
+          <w:tcPr>
+            <w:tcW w:type="dxa" w:w="2880"/>
             <w:shd w:fill="E8EAF2"/>
           </w:tcPr>
           <w:p>
@@ -392,7 +397,7 @@
       <w:tr>
         <w:tc>
           <w:tcPr>
-            <w:tcW w:type="dxa" w:w="4320"/>
+            <w:tcW w:type="dxa" w:w="2880"/>
           </w:tcPr>
           <w:p>
             <w:r/>
@@ -402,13 +407,79 @@
                 <w:b w:val="0"/>
                 <w:sz w:val="19"/>
               </w:rPr>
-              <w:t>運営ディレクター1名・運営スタッフ3名・MC・簡易PA音響・追加諸経費</w:t>
+              <w:t>MCオプション</w:t>
             </w:r>
           </w:p>
         </w:tc>
         <w:tc>
           <w:tcPr>
-            <w:tcW w:type="dxa" w:w="4320"/>
+            <w:tcW w:type="dxa" w:w="2880"/>
+          </w:tcPr>
+          <w:p>
+            <w:r/>
+            <w:r>
+              <w:rPr>
+                <w:rFonts w:ascii="Meiryo" w:hAnsi="Meiryo" w:eastAsia="Meiryo"/>
+                <w:b w:val="0"/>
+                <w:sz w:val="19"/>
+              </w:rPr>
+              <w:t>撮影ルールの案内と進行アナウンスを当社MCが担当</w:t>
+            </w:r>
+          </w:p>
+        </w:tc>
+        <w:tc>
+          <w:tcPr>
+            <w:tcW w:type="dxa" w:w="2880"/>
+          </w:tcPr>
+          <w:p>
+            <w:r/>
+            <w:r>
+              <w:rPr>
+                <w:rFonts w:ascii="Meiryo" w:hAnsi="Meiryo" w:eastAsia="Meiryo"/>
+                <w:b w:val="0"/>
+                <w:sz w:val="19"/>
+              </w:rPr>
+              <w:t>+30,000円/日</w:t>
+            </w:r>
+          </w:p>
+        </w:tc>
+      </w:tr>
+      <w:tr>
+        <w:tc>
+          <w:tcPr>
+            <w:tcW w:type="dxa" w:w="2880"/>
+          </w:tcPr>
+          <w:p>
+            <w:r/>
+            <w:r>
+              <w:rPr>
+                <w:rFonts w:ascii="Meiryo" w:hAnsi="Meiryo" w:eastAsia="Meiryo"/>
+                <w:b w:val="0"/>
+                <w:sz w:val="19"/>
+              </w:rPr>
+              <w:t>フル運営オプション</w:t>
+            </w:r>
+          </w:p>
+        </w:tc>
+        <w:tc>
+          <w:tcPr>
+            <w:tcW w:type="dxa" w:w="2880"/>
+          </w:tcPr>
+          <w:p>
+            <w:r/>
+            <w:r>
+              <w:rPr>
+                <w:rFonts w:ascii="Meiryo" w:hAnsi="Meiryo" w:eastAsia="Meiryo"/>
+                <w:b w:val="0"/>
+                <w:sz w:val="19"/>
+              </w:rPr>
+              <w:t>運営ディレクター1名、運営スタッフ3名、MC、簡易PA音響、追加諸経費を当社で手配</w:t>
+            </w:r>
+          </w:p>
+        </w:tc>
+        <w:tc>
+          <w:tcPr>
+            <w:tcW w:type="dxa" w:w="2880"/>
           </w:tcPr>
           <w:p>
             <w:r/>
@@ -419,40 +490,6 @@
                 <w:sz w:val="19"/>
               </w:rPr>
               <w:t>+220,000円/日</w:t>
-            </w:r>
-          </w:p>
-        </w:tc>
-      </w:tr>
-      <w:tr>
-        <w:tc>
-          <w:tcPr>
-            <w:tcW w:type="dxa" w:w="4320"/>
-          </w:tcPr>
-          <w:p>
-            <w:r/>
-            <w:r>
-              <w:rPr>
-                <w:rFonts w:ascii="Meiryo" w:hAnsi="Meiryo" w:eastAsia="Meiryo"/>
-                <w:b w:val="0"/>
-                <w:sz w:val="19"/>
-              </w:rPr>
-              <w:t>フル運営時の合計</w:t>
-            </w:r>
-          </w:p>
-        </w:tc>
-        <w:tc>
-          <w:tcPr>
-            <w:tcW w:type="dxa" w:w="4320"/>
-          </w:tcPr>
-          <w:p>
-            <w:r/>
-            <w:r>
-              <w:rPr>
-                <w:rFonts w:ascii="Meiryo" w:hAnsi="Meiryo" w:eastAsia="Meiryo"/>
-                <w:b w:val="0"/>
-                <w:sz w:val="19"/>
-              </w:rPr>
-              <w:t>320,000円/日</w:t>
             </w:r>
           </w:p>
         </w:tc>
@@ -544,7 +581,7 @@
                 <w:b w:val="0"/>
                 <w:sz w:val="19"/>
               </w:rPr>
-              <w:t>2,000万円/年(イベント・イベントキット・店頭訴求ツール・LP/Web・SNSでのIP利用と監修対応を包括)</w:t>
+              <w:t>2,000万円/年。店頭イベント、イベントキット、店頭訴求ツール、LP/Web、SNSでのIP利用と作成物の監修を含みます</w:t>
             </w:r>
           </w:p>
         </w:tc>
@@ -578,7 +615,7 @@
                 <w:b w:val="0"/>
                 <w:sz w:val="19"/>
               </w:rPr>
-              <w:t>イベントキット・ノベルティ・店頭訴求ツールの作成費用の20%(作成主体は貴社)</w:t>
+              <w:t>イベントキット、ノベルティ、店頭訴求ツールの作成費用の20%(制作は貴社)</w:t>
             </w:r>
           </w:p>
         </w:tc>
@@ -612,7 +649,7 @@
                 <w:b w:val="0"/>
                 <w:sz w:val="19"/>
               </w:rPr>
-              <w:t>20,000円/日(スタッフ昼食・消耗備品等)</w:t>
+              <w:t>20,000円/日(スタッフ昼食、消耗備品など)</w:t>
             </w:r>
           </w:p>
         </w:tc>
@@ -646,7 +683,7 @@
                 <w:b w:val="0"/>
                 <w:sz w:val="19"/>
               </w:rPr>
-              <w:t>交通運搬費・宿泊費・スーツ送料(全国基準料金表により会場確定時に算定)</w:t>
+              <w:t>交通運搬費、宿泊費、スーツ送料(全国基準料金表により会場確定時に算定)</w:t>
             </w:r>
           </w:p>
         </w:tc>
@@ -664,7 +701,7 @@
           <w:color w:val="232278"/>
           <w:sz w:val="26"/>
         </w:rPr>
-        <w:t>2. 実施の成立条件</w:t>
+        <w:t>2. 実施の条件</w:t>
       </w:r>
     </w:p>
     <w:tbl>
@@ -760,7 +797,7 @@
                 <w:b w:val="0"/>
                 <w:sz w:val="19"/>
               </w:rPr>
-              <w:t>契約締結期限</w:t>
+              <w:t>契約期間と締結</w:t>
             </w:r>
           </w:p>
         </w:tc>
@@ -776,7 +813,7 @@
                 <w:b w:val="0"/>
                 <w:sz w:val="19"/>
               </w:rPr>
-              <w:t>2026年11月末(2027年1月開始に必要な体制準備のため)</w:t>
+              <w:t>2027年1月〜2029年3月(2年3ヶ月)。2026年11月末までに締結(1月開始に必要な体制準備のため)</w:t>
             </w:r>
           </w:p>
         </w:tc>
@@ -826,7 +863,7 @@
                 <w:b w:val="0"/>
                 <w:sz w:val="19"/>
               </w:rPr>
-              <w:t>基準15ライン分の開催数を最低保証とし、未実施の場合も当該数量分を申し受けます(各年度末に精算)</w:t>
+              <w:t>基準15ライン分の開催数を保証。未実施の場合も当該数量分を申し受け、各年度末に精算</w:t>
             </w:r>
           </w:p>
         </w:tc>
@@ -860,7 +897,7 @@
                 <w:b w:val="0"/>
                 <w:sz w:val="19"/>
               </w:rPr>
-              <w:t>開催確定とキャンセル条件</w:t>
+              <w:t>開催確定とキャンセル</w:t>
             </w:r>
           </w:p>
         </w:tc>
@@ -876,7 +913,7 @@
                 <w:b w:val="0"/>
                 <w:sz w:val="19"/>
               </w:rPr>
-              <w:t>開催会場・日程は開催1ヶ月前までに確定。確定後のキャンセル料:1ヶ月前〜14日前 30%/13日前〜7日前 50%/6日前〜当日 100%。中途解約時は残期間保証分の精算</w:t>
+              <w:t>会場と日程は開催1ヶ月前までに確定。確定後のキャンセル料は、1ヶ月前〜14日前30%、13日前〜7日前50%、6日前〜当日100%。中途解約の場合は残期間の保証分を精算</w:t>
             </w:r>
           </w:p>
         </w:tc>
@@ -926,7 +963,7 @@
                 <w:b w:val="0"/>
                 <w:sz w:val="19"/>
               </w:rPr>
-              <w:t>基準15ライン。余裕のある月(1月・4月・6月・11月・12月)は最大20ラインまで増枠可能(月別供給計画による)</w:t>
+              <w:t>基準15ライン。余裕のある月(1月、4月、6月、11月、12月)は最大20ラインまで(別紙の月別供給計画のとおり)</w:t>
             </w:r>
           </w:p>
         </w:tc>
@@ -976,7 +1013,7 @@
                 <w:b w:val="0"/>
                 <w:sz w:val="19"/>
               </w:rPr>
-              <w:t>貴社EDI発注・IP使用料は年度前払い・保証分は四半期前払い(ご相談)。最低保証契約のため、開催ごとの個別発注ではなく期間一括の発注形態をご相談させてください</w:t>
+              <w:t>貴社EDIで発注。IP使用料は年度前払い、保証分は四半期前払い(ご相談)。最低保証契約のため、開催ごとではなく期間一括の発注形態をご相談したく存じます</w:t>
             </w:r>
           </w:p>
         </w:tc>
@@ -1010,7 +1047,7 @@
                 <w:b w:val="0"/>
                 <w:sz w:val="19"/>
               </w:rPr>
-              <w:t>実施エリア・キャラクターの制約</w:t>
+              <w:t>エリアとキャラクター</w:t>
             </w:r>
           </w:p>
         </w:tc>
@@ -1026,7 +1063,7 @@
                 <w:b w:val="0"/>
                 <w:sz w:val="19"/>
               </w:rPr>
-              <w:t>北関東エリアは2027年1〜3月は実施できません(4月以降は可)。ウルトラセブンは対象外。出演は8ヒーロー(初代ウルトラマン/タロウ/ティガ/ダイナ/ゼロ/アーク/オメガ/テオ)</w:t>
+              <w:t>北関東エリアは2027年1〜3月は実施できません(4月以降は可)。ウルトラセブンは対象外。出演は8ヒーロー(初代ウルトラマン、タロウ、ティガ、ダイナ、ゼロ、アーク、オメガ、テオ)</w:t>
             </w:r>
           </w:p>
         </w:tc>
@@ -1076,7 +1113,7 @@
                 <w:b w:val="0"/>
                 <w:sz w:val="19"/>
               </w:rPr>
-              <w:t>契約期間中、当社は国内の他の携帯キャリア(3社)との店頭イベント契約を行いません</w:t>
+              <w:t>契約期間中、当社は国内の他の携帯キャリア(3社)と店頭イベントの契約を行いません</w:t>
             </w:r>
           </w:p>
         </w:tc>
@@ -1094,7 +1131,7 @@
           <w:color w:val="232278"/>
           <w:sz w:val="26"/>
         </w:rPr>
-        <w:t>3. 当日運営の役割分担(テストイベントの振り返りを踏まえた確定版)</w:t>
+        <w:t>3. 当日運営の役割分担</w:t>
       </w:r>
     </w:p>
     <w:p>
@@ -1104,7 +1141,7 @@
           <w:b/>
           <w:sz w:val="23"/>
         </w:rPr>
-        <w:t>当社(2名派遣)</w:t>
+        <w:t>当社(2名)</w:t>
       </w:r>
     </w:p>
     <w:tbl>
@@ -1148,7 +1185,7 @@
                 <w:b/>
                 <w:sz w:val="19"/>
               </w:rPr>
-              <w:t>業務内容</w:t>
+              <w:t>内容</w:t>
             </w:r>
           </w:p>
         </w:tc>
@@ -1182,7 +1219,7 @@
                 <w:b w:val="0"/>
                 <w:sz w:val="19"/>
               </w:rPr>
-              <w:t>キャラクター稼働パートの統括。着脱補助・スーツメンテナンス(非公開管理)・撮影時のヒーロー前のお客様対応。貴社運営ディレクターと連携</w:t>
+              <w:t>キャラクター稼働の統括。着脱補助、スーツメンテナンス(非公開)、撮影時のヒーロー前のお客様対応。貴社運営ディレクターと進行を確認</w:t>
             </w:r>
           </w:p>
         </w:tc>
@@ -1216,7 +1253,7 @@
                 <w:b w:val="0"/>
                 <w:sz w:val="19"/>
               </w:rPr>
-              <w:t>キャラクター出演・ポージング・演技(1回30分×最大5回、回間にメンテナンス休憩)</w:t>
+              <w:t>キャラクター出演(1回30分、1日最大5回。合間にメンテナンス休憩)</w:t>
             </w:r>
           </w:p>
         </w:tc>
@@ -1230,20 +1267,7 @@
           <w:b/>
           <w:sz w:val="23"/>
         </w:rPr>
-        <w:t>貴社にてご担当いただく事項</w:t>
-      </w:r>
-    </w:p>
-    <w:p>
-      <w:pPr>
-        <w:spacing w:after="80"/>
-      </w:pPr>
-      <w:r>
-        <w:rPr>
-          <w:rFonts w:ascii="Meiryo" w:hAnsi="Meiryo" w:eastAsia="Meiryo"/>
-          <w:b/>
-          <w:sz w:val="21"/>
-        </w:rPr>
-        <w:t>運営体制(運営ディレクター1名+運営スタッフ4名)</w:t>
+        <w:t>貴社(運営ディレクター1名と運営スタッフ4名)</w:t>
       </w:r>
     </w:p>
     <w:tbl>
@@ -1305,7 +1329,7 @@
                 <w:b/>
                 <w:sz w:val="19"/>
               </w:rPr>
-              <w:t>撮影会の合間・開始前</w:t>
+              <w:t>合間・開始前</w:t>
             </w:r>
           </w:p>
         </w:tc>
@@ -1339,7 +1363,7 @@
                 <w:b w:val="0"/>
                 <w:sz w:val="19"/>
               </w:rPr>
-              <w:t>全体管理、音響機材のセット・音出し、館管理者との対応、会場周辺のお客様誘導</w:t>
+              <w:t>全体管理。音響の設置と音出し、館管理者との対応、周辺のお客様誘導</w:t>
             </w:r>
           </w:p>
         </w:tc>
@@ -1439,7 +1463,7 @@
                 <w:b w:val="0"/>
                 <w:sz w:val="19"/>
               </w:rPr>
-              <w:t>出口での送り出し</w:t>
+              <w:t>出口の送り出し</w:t>
             </w:r>
           </w:p>
         </w:tc>
@@ -1505,7 +1529,7 @@
                 <w:b w:val="0"/>
                 <w:sz w:val="19"/>
               </w:rPr>
-              <w:t>会場づくり、事前の列づくり</w:t>
+              <w:t>会場づくり、列づくり</w:t>
             </w:r>
           </w:p>
         </w:tc>
@@ -1555,7 +1579,7 @@
                 <w:b w:val="0"/>
                 <w:sz w:val="19"/>
               </w:rPr>
-              <w:t>会場づくり、事前の列づくり</w:t>
+              <w:t>会場づくり、列づくり</w:t>
             </w:r>
           </w:p>
         </w:tc>
@@ -1572,7 +1596,7 @@
           <w:b w:val="0"/>
           <w:sz w:val="21"/>
         </w:rPr>
-        <w:t>費用を抑えた体制で品質を担保するための最低人数です。撮影会中と合間で全員の持ち場が切り替わる運用のため、4名が必要となります</w:t>
+        <w:t>運営スタッフ4名は、撮影会中と合間で持ち場が入れ替わるために必要な人数です</w:t>
       </w:r>
     </w:p>
     <w:p>
@@ -1585,7 +1609,7 @@
           <w:b w:val="0"/>
           <w:sz w:val="21"/>
         </w:rPr>
-        <w:t>運営スタッフはスタッフと分かる服装(スタッフTシャツ・ベスト等)の着用と、集合時間の厳守をお願いします</w:t>
+        <w:t>スタッフと分かる服装(Tシャツ、ベストなど)の着用と、集合時間の厳守をお願いします</w:t>
       </w:r>
     </w:p>
     <w:p>
@@ -1598,7 +1622,7 @@
           <w:b w:val="0"/>
           <w:sz w:val="21"/>
         </w:rPr>
-        <w:t>MC役(撮影ルールの案内・進行アナウンス)は運営ディレクターの兼務、または当社MCオプション(+3万円/日)をご利用ください。テストではMC不在の会場でルール共有不足が見られました</w:t>
+        <w:t>MC役(撮影ルールの案内、進行アナウンス)は運営ディレクターの兼務か、当社のMCオプションをご利用ください。テストではMCがいない会場でルールが伝わらないことがありました</w:t>
       </w:r>
     </w:p>
     <w:p>
@@ -1611,7 +1635,7 @@
           <w:b w:val="0"/>
           <w:sz w:val="21"/>
         </w:rPr>
-        <w:t>撮影会後の商談・アンケートへのご案内は、告知物と受付で「商談・アンケート目的のイベント」である旨を事前に明記してください</w:t>
+        <w:t>撮影後に商談・アンケートのご案内があることを、告知物と受付で事前にお知らせください</w:t>
       </w:r>
     </w:p>
     <w:p>
@@ -1624,18 +1648,15 @@
           <w:b w:val="0"/>
           <w:sz w:val="21"/>
         </w:rPr>
-        <w:t>貴社内に全国の実施を取りまとめるご担当窓口(1部署)を設けていただき、各会場への展開・情報共有をお願いします。あわせて全会場の情報を網羅した告知LPの開設をご検討ください(当社公式サイトから誘導します)</w:t>
+        <w:t>貴社内に全国の実施を取りまとめる窓口(1部署)を置き、各会場への展開と当社との連絡を一本化してください。あわせて、全会場の情報をまとめた告知ページの開設をご検討ください(当社公式サイトから誘導します)</w:t>
       </w:r>
     </w:p>
     <w:p>
-      <w:pPr>
-        <w:spacing w:after="80"/>
-      </w:pPr>
       <w:r>
         <w:rPr>
           <w:rFonts w:ascii="Meiryo" w:hAnsi="Meiryo" w:eastAsia="Meiryo"/>
           <w:b/>
-          <w:sz w:val="21"/>
+          <w:sz w:val="23"/>
         </w:rPr>
         <w:t>その他の分担</w:t>
       </w:r>
@@ -1699,7 +1720,7 @@
                 <w:b/>
                 <w:sz w:val="19"/>
               </w:rPr>
-              <w:t>テストでの実績</w:t>
+              <w:t>テストでの対応</w:t>
             </w:r>
           </w:p>
         </w:tc>
@@ -1717,7 +1738,7 @@
                 <w:b w:val="0"/>
                 <w:sz w:val="19"/>
               </w:rPr>
-              <w:t>運営サインの手配</w:t>
+              <w:t>運営サイン</w:t>
             </w:r>
           </w:p>
         </w:tc>
@@ -1749,7 +1770,7 @@
                 <w:b w:val="0"/>
                 <w:sz w:val="19"/>
               </w:rPr>
-              <w:t>✓ 対応済み</w:t>
+              <w:t>対応済</w:t>
             </w:r>
           </w:p>
         </w:tc>
@@ -1783,7 +1804,7 @@
                 <w:b w:val="0"/>
                 <w:sz w:val="19"/>
               </w:rPr>
-              <w:t>音響機材の手配とオペレーション</w:t>
+              <w:t>音響機材の手配と操作</w:t>
             </w:r>
           </w:p>
         </w:tc>
@@ -1799,7 +1820,7 @@
                 <w:b w:val="0"/>
                 <w:sz w:val="19"/>
               </w:rPr>
-              <w:t>✓ 対応済み</w:t>
+              <w:t>対応済</w:t>
             </w:r>
           </w:p>
         </w:tc>
@@ -1833,7 +1854,7 @@
                 <w:b w:val="0"/>
                 <w:sz w:val="19"/>
               </w:rPr>
-              <w:t>イベントキット設営・会場復帰</w:t>
+              <w:t>イベントキットの設営と撤去</w:t>
             </w:r>
           </w:p>
         </w:tc>
@@ -1849,7 +1870,7 @@
                 <w:b w:val="0"/>
                 <w:sz w:val="19"/>
               </w:rPr>
-              <w:t>✓ 対応済み</w:t>
+              <w:t>対応済</w:t>
             </w:r>
           </w:p>
         </w:tc>
@@ -1867,7 +1888,7 @@
                 <w:b w:val="0"/>
                 <w:sz w:val="19"/>
               </w:rPr>
-              <w:t>運営計画の作成</w:t>
+              <w:t>運営計画</w:t>
             </w:r>
           </w:p>
         </w:tc>
@@ -1883,7 +1904,7 @@
                 <w:b w:val="0"/>
                 <w:sz w:val="19"/>
               </w:rPr>
-              <w:t>当日のタイムテーブル・動線計画</w:t>
+              <w:t>当日のタイムテーブル、動線計画</w:t>
             </w:r>
           </w:p>
         </w:tc>
@@ -1899,7 +1920,7 @@
                 <w:b w:val="0"/>
                 <w:sz w:val="19"/>
               </w:rPr>
-              <w:t>新規にお願いする事項</w:t>
+              <w:t>新規</w:t>
             </w:r>
           </w:p>
         </w:tc>
@@ -1917,7 +1938,7 @@
                 <w:b w:val="0"/>
                 <w:sz w:val="19"/>
               </w:rPr>
-              <w:t>実施確認書の作成</w:t>
+              <w:t>実施確認書</w:t>
             </w:r>
           </w:p>
         </w:tc>
@@ -1933,7 +1954,7 @@
                 <w:b w:val="0"/>
                 <w:sz w:val="19"/>
               </w:rPr>
-              <w:t>会場ごとの実施確認書(当社テンプレートをご提供)</w:t>
+              <w:t>会場ごとの実施確認書(様式は当社からお渡しします)</w:t>
             </w:r>
           </w:p>
         </w:tc>
@@ -1949,7 +1970,7 @@
                 <w:b w:val="0"/>
                 <w:sz w:val="19"/>
               </w:rPr>
-              <w:t>新規にお願いする事項(テストは当社作成)</w:t>
+              <w:t>新規(テストは当社作成)</w:t>
             </w:r>
           </w:p>
         </w:tc>
@@ -1967,7 +1988,7 @@
                 <w:b w:val="0"/>
                 <w:sz w:val="19"/>
               </w:rPr>
-              <w:t>運営備品・整理券の手配</w:t>
+              <w:t>運営備品・整理券</w:t>
             </w:r>
           </w:p>
         </w:tc>
@@ -1983,7 +2004,7 @@
                 <w:b w:val="0"/>
                 <w:sz w:val="19"/>
               </w:rPr>
-              <w:t>整理券・列形成備品等</w:t>
+              <w:t>整理券、列づくりの備品</w:t>
             </w:r>
           </w:p>
         </w:tc>
@@ -1999,7 +2020,7 @@
                 <w:b w:val="0"/>
                 <w:sz w:val="19"/>
               </w:rPr>
-              <w:t>✓ 対応済み</w:t>
+              <w:t>対応済</w:t>
             </w:r>
           </w:p>
         </w:tc>
@@ -2017,7 +2038,7 @@
                 <w:b w:val="0"/>
                 <w:sz w:val="19"/>
               </w:rPr>
-              <w:t>HP掲載素材の準備</w:t>
+              <w:t>HP掲載素材</w:t>
             </w:r>
           </w:p>
         </w:tc>
@@ -2033,7 +2054,7 @@
                 <w:b w:val="0"/>
                 <w:sz w:val="19"/>
               </w:rPr>
-              <w:t>告知用テキスト・画像(当社監修)</w:t>
+              <w:t>告知用の文章と画像(当社監修)</w:t>
             </w:r>
           </w:p>
         </w:tc>
@@ -2049,7 +2070,7 @@
                 <w:b w:val="0"/>
                 <w:sz w:val="19"/>
               </w:rPr>
-              <w:t>✓ 対応済み</w:t>
+              <w:t>対応済</w:t>
             </w:r>
           </w:p>
         </w:tc>
@@ -2083,7 +2104,7 @@
                 <w:b w:val="0"/>
                 <w:sz w:val="19"/>
               </w:rPr>
-              <w:t>参加人数等の実績報告</w:t>
+              <w:t>参加人数などの報告</w:t>
             </w:r>
           </w:p>
         </w:tc>
@@ -2099,7 +2120,7 @@
                 <w:b w:val="0"/>
                 <w:sz w:val="19"/>
               </w:rPr>
-              <w:t>✓ 対応済み</w:t>
+              <w:t>対応済</w:t>
             </w:r>
           </w:p>
         </w:tc>
@@ -2133,7 +2154,7 @@
                 <w:b w:val="0"/>
                 <w:sz w:val="19"/>
               </w:rPr>
-              <w:t>施錠可能な非公開控室・関係車両用駐車場</w:t>
+              <w:t>施錠できる非公開の控室、関係車両の駐車場</w:t>
             </w:r>
           </w:p>
         </w:tc>
@@ -2149,7 +2170,7 @@
                 <w:b w:val="0"/>
                 <w:sz w:val="19"/>
               </w:rPr>
-              <w:t>✓ 対応済み</w:t>
+              <w:t>対応済</w:t>
             </w:r>
           </w:p>
         </w:tc>
@@ -2183,7 +2204,7 @@
                 <w:b w:val="0"/>
                 <w:sz w:val="19"/>
               </w:rPr>
-              <w:t>JASRAC申請・イベント保険(主催者様にて)</w:t>
+              <w:t>JASRAC申請、イベント保険(主催者様にて)</w:t>
             </w:r>
           </w:p>
         </w:tc>
@@ -2199,7 +2220,7 @@
                 <w:b w:val="0"/>
                 <w:sz w:val="19"/>
               </w:rPr>
-              <w:t>✓ 対応済み</w:t>
+              <w:t>対応済</w:t>
             </w:r>
           </w:p>
         </w:tc>
@@ -2213,7 +2234,7 @@
           <w:b/>
           <w:sz w:val="23"/>
         </w:rPr>
-        <w:t>当社からのサポート</w:t>
+        <w:t>当社からの提供</w:t>
       </w:r>
     </w:p>
     <w:p>
@@ -2226,7 +2247,7 @@
           <w:b w:val="0"/>
           <w:sz w:val="21"/>
         </w:rPr>
-        <w:t>初回開催時は貴社運営スタッフ向けのレクチャーを当社が実施します(安全基準・世界観ルール・進行オペレーション・緊急時対応)</w:t>
+        <w:t>初回開催時のレクチャー(安全基準、キャラクターの扱い、進行、緊急時対応)</w:t>
       </w:r>
     </w:p>
     <w:p>
@@ -2239,7 +2260,7 @@
           <w:b w:val="0"/>
           <w:sz w:val="21"/>
         </w:rPr>
-        <w:t>全国の店舗で運営品質を均一化するための「運営マニュアル」を当社にて作成しご提供します</w:t>
+        <w:t>運営マニュアル</w:t>
       </w:r>
     </w:p>
     <w:p>
@@ -2252,7 +2273,7 @@
           <w:b w:val="0"/>
           <w:sz w:val="21"/>
         </w:rPr>
-        <w:t>運営計画・実施確認書のテンプレートをご提供します</w:t>
+        <w:t>運営計画と実施確認書の様式</w:t>
       </w:r>
     </w:p>
     <w:p>
@@ -2266,7 +2287,7 @@
           <w:color w:val="232278"/>
           <w:sz w:val="26"/>
         </w:rPr>
-        <w:t>4. 制作・権利に関するお願い</w:t>
+        <w:t>4. 制作物と権利についてのお願い</w:t>
       </w:r>
     </w:p>
     <w:p>
@@ -2279,7 +2300,7 @@
           <w:b w:val="0"/>
           <w:sz w:val="21"/>
         </w:rPr>
-        <w:t>キャンペーン名称・キービジュアルを2026年11月中に両社で確定(ノベルティの春節前量産からの逆算)</w:t>
+        <w:t>キャンペーン名称とキービジュアルを2026年11月中に両社で確定(ノベルティの春節前量産からの逆算)</w:t>
       </w:r>
     </w:p>
     <w:p>
@@ -2292,7 +2313,7 @@
           <w:b w:val="0"/>
           <w:sz w:val="21"/>
         </w:rPr>
-        <w:t>イベントキット・ノベルティ・訴求ツールは品目ごとに仮申請書をご提出ください(仮申請をもって正式回答)</w:t>
+        <w:t>イベントキット、ノベルティ、訴求ツールは品目ごとに仮申請をお願いします(仮申請をもって正式回答)</w:t>
       </w:r>
     </w:p>
     <w:p>
@@ -2305,7 +2326,7 @@
           <w:b w:val="0"/>
           <w:sz w:val="21"/>
         </w:rPr>
-        <w:t>ノベルティはカテゴリー制限の遵守をお願いします(お子様向け玩具・菓子類等は不可。タオルは一般仕様で)</w:t>
+        <w:t>ノベルティは制作できる品目に制限があります(お子様向け玩具、菓子類などは不可。タオルは一般的な仕様で)</w:t>
       </w:r>
     </w:p>
     <w:p>
@@ -2318,7 +2339,7 @@
           <w:b w:val="0"/>
           <w:sz w:val="21"/>
         </w:rPr>
-        <w:t>キャラクターは8ヒーロー。月別の出演キャラクターシフト表を当社からご提示します(権利調整の状況により一部変動)</w:t>
+        <w:t>キャラクターは8ヒーロー。月別の出演キャラクターは当社からシフト表でお示しします(権利調整により一部変わる場合があります)</w:t>
       </w:r>
     </w:p>
     <w:p>
@@ -2331,7 +2352,7 @@
           <w:b w:val="0"/>
           <w:sz w:val="21"/>
         </w:rPr>
-        <w:t>素材の使い分け:撮影会の背景バナーにはキャラクターなしの背景素材(当社提供)をご使用ください。集合ビジュアル・個体素材・ロゴは会場装飾・告知物用です。キャンペーンのキービジュアルは貴社にて制作(当社での制作受託も可)</w:t>
+        <w:t>撮影会の背景バナーには、キャラクターの入っていない背景素材(当社提供)をお使いください。集合ビジュアル、個体素材、ロゴは会場装飾と告知物にお使いいただけます。キャンペーンのキービジュアルは貴社で制作(当社での受託も可能)</w:t>
       </w:r>
     </w:p>
     <w:p>
@@ -2344,7 +2365,7 @@
           <w:b w:val="0"/>
           <w:sz w:val="21"/>
         </w:rPr>
-        <w:t>クレジット表記:「©円谷プロ」を左下に記載(キャラクターに被る場合は位置を調整)。貴社で加工した制作物の監修は5営業日をいただきます</w:t>
+        <w:t>クレジットは「©円谷プロ」を左下に表記してください(キャラクターに被る場合は位置を調整)。貴社で加工した制作物の監修は5営業日いただきます</w:t>
       </w:r>
     </w:p>
     <w:p>
@@ -2357,7 +2378,7 @@
           <w:b w:val="0"/>
           <w:sz w:val="21"/>
         </w:rPr>
-        <w:t>非公式商品の使用・販売・装飾利用はできません。作成物はすべて当社監修を経てご使用ください</w:t>
+        <w:t>非公式商品の使用、販売、装飾利用はできません。制作物は当社の監修を経てお使いください</w:t>
       </w:r>
     </w:p>
     <w:p>
@@ -2371,7 +2392,7 @@
           <w:color w:val="232278"/>
           <w:sz w:val="26"/>
         </w:rPr>
-        <w:t>5. スケジュール(実施ご判断からの逆算)</w:t>
+        <w:t>5. スケジュール</w:t>
       </w:r>
     </w:p>
     <w:tbl>
@@ -2415,7 +2436,7 @@
                 <w:b/>
                 <w:sz w:val="19"/>
               </w:rPr>
-              <w:t>マイルストーン</w:t>
+              <w:t>内容</w:t>
             </w:r>
           </w:p>
         </w:tc>
@@ -2433,7 +2454,7 @@
                 <w:b w:val="0"/>
                 <w:sz w:val="19"/>
               </w:rPr>
-              <w:t>10月末</w:t>
+              <w:t>10月22日</w:t>
             </w:r>
           </w:p>
         </w:tc>
@@ -2449,7 +2470,7 @@
                 <w:b w:val="0"/>
                 <w:sz w:val="19"/>
               </w:rPr>
-              <w:t>実施のご判断/テスト振り返り・役割分担のすり合わせ</w:t>
+              <w:t>本格実施の可否、役割分担の確定</w:t>
             </w:r>
           </w:p>
         </w:tc>
@@ -2483,7 +2504,41 @@
                 <w:b w:val="0"/>
                 <w:sz w:val="19"/>
               </w:rPr>
-              <w:t>契約締結(11月末期限)/キャンペーン名称・KV確定/ノベルティ品目の仮申請</w:t>
+              <w:t>キャンペーン名称・KVの確定、ノベルティ品目の仮申請、取りまとめ窓口の設置</w:t>
+            </w:r>
+          </w:p>
+        </w:tc>
+      </w:tr>
+      <w:tr>
+        <w:tc>
+          <w:tcPr>
+            <w:tcW w:type="dxa" w:w="4320"/>
+          </w:tcPr>
+          <w:p>
+            <w:r/>
+            <w:r>
+              <w:rPr>
+                <w:rFonts w:ascii="Meiryo" w:hAnsi="Meiryo" w:eastAsia="Meiryo"/>
+                <w:b w:val="0"/>
+                <w:sz w:val="19"/>
+              </w:rPr>
+              <w:t>11月末</w:t>
+            </w:r>
+          </w:p>
+        </w:tc>
+        <w:tc>
+          <w:tcPr>
+            <w:tcW w:type="dxa" w:w="4320"/>
+          </w:tcPr>
+          <w:p>
+            <w:r/>
+            <w:r>
+              <w:rPr>
+                <w:rFonts w:ascii="Meiryo" w:hAnsi="Meiryo" w:eastAsia="Meiryo"/>
+                <w:b w:val="0"/>
+                <w:sz w:val="19"/>
+              </w:rPr>
+              <w:t>契約締結</w:t>
             </w:r>
           </w:p>
         </w:tc>
@@ -2517,7 +2572,7 @@
                 <w:b w:val="0"/>
                 <w:sz w:val="19"/>
               </w:rPr>
-              <w:t>デザイン監修完了・量産開始(春節前)/1月開催分の会場確定(12月1日)</w:t>
+              <w:t>デザイン監修完了、量産開始。1月開催分の会場確定(12月1日)。運営レクチャー</w:t>
             </w:r>
           </w:p>
         </w:tc>
@@ -2551,7 +2606,7 @@
                 <w:b w:val="0"/>
                 <w:sz w:val="19"/>
               </w:rPr>
-              <w:t>開始(基準15ライン・余裕月は最大20ライン)</w:t>
+              <w:t>開始(基準15ライン。余裕のある月は最大20ライン)</w:t>
             </w:r>
           </w:p>
         </w:tc>
@@ -2585,40 +2640,13 @@
                 <w:b w:val="0"/>
                 <w:sz w:val="19"/>
               </w:rPr>
-              <w:t>契約期間終了(2年3ヶ月)</w:t>
+              <w:t>契約期間終了</w:t>
             </w:r>
           </w:p>
         </w:tc>
       </w:tr>
     </w:tbl>
     <w:p/>
-    <w:p>
-      <w:pPr>
-        <w:spacing w:before="240" w:after="120"/>
-      </w:pPr>
-      <w:r>
-        <w:rPr>
-          <w:rFonts w:ascii="Meiryo" w:hAnsi="Meiryo" w:eastAsia="Meiryo"/>
-          <w:b/>
-          <w:color w:val="232278"/>
-          <w:sz w:val="26"/>
-        </w:rPr>
-        <w:t>6. 次のステップ</w:t>
-      </w:r>
-    </w:p>
-    <w:p>
-      <w:pPr>
-        <w:spacing w:after="80"/>
-      </w:pPr>
-      <w:r>
-        <w:rPr>
-          <w:rFonts w:ascii="Meiryo" w:hAnsi="Meiryo" w:eastAsia="Meiryo"/>
-          <w:b w:val="0"/>
-          <w:sz w:val="21"/>
-        </w:rPr>
-        <w:t>実施のご確定に先立ち、テストイベントの振り返りと両社の役割・実務内容のすり合わせの場を設けさせてください。本資料の役割分担表をたたき台に、確認書様式・運営計画の分担を確定したうえで、契約手続きに進めさせていただきます。</w:t>
-      </w:r>
-    </w:p>
     <w:p>
       <w:pPr>
         <w:spacing w:after="80"/>

--- a/docs/proposals/softbank-ultraman-caravan/SB様提示用_実施条件とお願い.docx
+++ b/docs/proposals/softbank-ultraman-caravan/SB様提示用_実施条件とお願い.docx
@@ -1063,7 +1063,7 @@
                 <w:b w:val="0"/>
                 <w:sz w:val="19"/>
               </w:rPr>
-              <w:t>北関東エリアは2027年1〜3月は実施できません(4月以降は可)。ウルトラセブンは対象外。出演は8ヒーロー(初代ウルトラマン、タロウ、ティガ、ダイナ、ゼロ、アーク、オメガ、テオ)</w:t>
+              <w:t>関信越エリア(埼玉・茨城・群馬・栃木・山梨・長野・新潟)は2027年1〜3月は実施できません(4月以降は可)。ウルトラセブンは対象外。出演は8ヒーロー(初代ウルトラマン、タロウ、ティガ、ダイナ、ゼロ、アーク、オメガ、テオ)</w:t>
             </w:r>
           </w:p>
         </w:tc>
@@ -1253,7 +1253,7 @@
                 <w:b w:val="0"/>
                 <w:sz w:val="19"/>
               </w:rPr>
-              <w:t>キャラクター出演(1回30分、1日最大5回。合間にメンテナンス休憩)</w:t>
+              <w:t>キャラクター出演(1回30分、1日最大5回。合間はスーツの準備と休憩)</w:t>
             </w:r>
           </w:p>
         </w:tc>
@@ -1622,7 +1622,7 @@
           <w:b w:val="0"/>
           <w:sz w:val="21"/>
         </w:rPr>
-        <w:t>MC役(撮影ルールの案内、進行アナウンス)は運営ディレクターの兼務か、当社のMCオプションをご利用ください。テストではMCがいない会場でルールが伝わらないことがありました</w:t>
+        <w:t>MC役(撮影ルールの案内、進行アナウンス)は運営スタッフの兼務か、当社のMCオプションをご利用ください(運営ディレクターは緊急時対応のため兼務しません)。テストではMCがいない会場でルールが伝わらないことがありました</w:t>
       </w:r>
     </w:p>
     <w:p>
@@ -1770,7 +1770,7 @@
                 <w:b w:val="0"/>
                 <w:sz w:val="19"/>
               </w:rPr>
-              <w:t>対応済</w:t>
+              <w:t>新規(テストは当社対応)</w:t>
             </w:r>
           </w:p>
         </w:tc>
@@ -1820,7 +1820,7 @@
                 <w:b w:val="0"/>
                 <w:sz w:val="19"/>
               </w:rPr>
-              <w:t>対応済</w:t>
+              <w:t>新規(テストは当社対応)</w:t>
             </w:r>
           </w:p>
         </w:tc>
@@ -1870,7 +1870,7 @@
                 <w:b w:val="0"/>
                 <w:sz w:val="19"/>
               </w:rPr>
-              <w:t>対応済</w:t>
+              <w:t>新規(テストは当社対応)</w:t>
             </w:r>
           </w:p>
         </w:tc>
@@ -2020,7 +2020,7 @@
                 <w:b w:val="0"/>
                 <w:sz w:val="19"/>
               </w:rPr>
-              <w:t>対応済</w:t>
+              <w:t>対応済(一部新規)</w:t>
             </w:r>
           </w:p>
         </w:tc>
@@ -2070,7 +2070,7 @@
                 <w:b w:val="0"/>
                 <w:sz w:val="19"/>
               </w:rPr>
-              <w:t>対応済</w:t>
+              <w:t>対応済(一部新規)</w:t>
             </w:r>
           </w:p>
         </w:tc>
@@ -2120,7 +2120,7 @@
                 <w:b w:val="0"/>
                 <w:sz w:val="19"/>
               </w:rPr>
-              <w:t>対応済</w:t>
+              <w:t>対応済(一部新規)</w:t>
             </w:r>
           </w:p>
         </w:tc>

--- a/docs/proposals/softbank-ultraman-caravan/SB様提示用_実施条件とお願い.docx
+++ b/docs/proposals/softbank-ultraman-caravan/SB様提示用_実施条件とお願い.docx
@@ -565,7 +565,7 @@
                 <w:b w:val="0"/>
                 <w:sz w:val="19"/>
               </w:rPr>
-              <w:t>年間IP使用料</w:t>
+              <w:t>IP使用料</w:t>
             </w:r>
           </w:p>
         </w:tc>
@@ -581,7 +581,7 @@
                 <w:b w:val="0"/>
                 <w:sz w:val="19"/>
               </w:rPr>
-              <w:t>2,000万円/年。店頭イベント、イベントキット、店頭訴求ツール、LP/Web、SNSでのIP利用と作成物の監修を含みます</w:t>
+              <w:t>2,000万円/年(27ヶ月分4,500万円を契約時に一括前払い)。店頭イベント、イベントキット、店頭訴求ツール、LP/Web、SNSでのIP利用と作成物の監修を含みます</w:t>
             </w:r>
           </w:p>
         </w:tc>
@@ -1013,7 +1013,7 @@
                 <w:b w:val="0"/>
                 <w:sz w:val="19"/>
               </w:rPr>
-              <w:t>貴社EDIで発注。IP使用料は年度前払い、保証分は四半期前払い(ご相談)。最低保証契約のため、開催ごとではなく期間一括の発注形態をご相談したく存じます</w:t>
+              <w:t>貴社EDIで発注。IP使用料は契約時に27ヶ月分(4,500万円)を一括前払い、保証分は四半期前払い(ご相談)。最低保証契約のため、開催ごとではなく期間一括の発注形態をご相談したく存じます</w:t>
             </w:r>
           </w:p>
         </w:tc>

--- a/docs/proposals/softbank-ultraman-caravan/SB様提示用_実施条件とお願い.docx
+++ b/docs/proposals/softbank-ultraman-caravan/SB様提示用_実施条件とお願い.docx
@@ -2313,7 +2313,20 @@
           <w:b w:val="0"/>
           <w:sz w:val="21"/>
         </w:rPr>
-        <w:t>イベントキット、ノベルティ、訴求ツールは品目ごとに仮申請をお願いします(仮申請をもって正式回答)</w:t>
+        <w:t>イベントキット、ノベルティ、訴求ツールは品目ごとに仮申請をお願いします(仮申請をもって正式回答。回答に約15営業日)</w:t>
+      </w:r>
+    </w:p>
+    <w:p>
+      <w:pPr>
+        <w:pStyle w:val="ListBullet"/>
+      </w:pPr>
+      <w:r>
+        <w:rPr>
+          <w:rFonts w:ascii="Meiryo" w:hAnsi="Meiryo" w:eastAsia="Meiryo"/>
+          <w:b w:val="0"/>
+          <w:sz w:val="21"/>
+        </w:rPr>
+        <w:t>他社キャラクターとの混在はできません(貴社キャラクター〔おとうさん犬など〕は可。同一盤面でのデザイン混在は個別にご相談ください)</w:t>
       </w:r>
     </w:p>
     <w:p>

--- a/docs/proposals/softbank-ultraman-caravan/SB様提示用_実施条件とお願い.docx
+++ b/docs/proposals/softbank-ultraman-caravan/SB様提示用_実施条件とお願い.docx
@@ -813,7 +813,7 @@
                 <w:b w:val="0"/>
                 <w:sz w:val="19"/>
               </w:rPr>
-              <w:t>2027年1月〜2029年3月(2年3ヶ月)。2026年11月末までに締結(1月開始に必要な体制準備のため)</w:t>
+              <w:t>2027年1月〜2029年3月(2年3ヶ月)。2026年10月末までに締結(1月開始に必要な体制準備と、11月からの制作・申請手続きのため)</w:t>
             </w:r>
           </w:p>
         </w:tc>
@@ -2501,7 +2501,7 @@
                 <w:b w:val="0"/>
                 <w:sz w:val="19"/>
               </w:rPr>
-              <w:t>11月中</w:t>
+              <w:t>10月下旬</w:t>
             </w:r>
           </w:p>
         </w:tc>
@@ -2517,7 +2517,7 @@
                 <w:b w:val="0"/>
                 <w:sz w:val="19"/>
               </w:rPr>
-              <w:t>キャンペーン名称・KVの確定、ノベルティ品目の仮申請、取りまとめ窓口の設置</w:t>
+              <w:t>契約書ドラフトの提示、契約手続き、取りまとめ窓口の設置</w:t>
             </w:r>
           </w:p>
         </w:tc>
@@ -2535,7 +2535,7 @@
                 <w:b w:val="0"/>
                 <w:sz w:val="19"/>
               </w:rPr>
-              <w:t>11月末</w:t>
+              <w:t>10月末</w:t>
             </w:r>
           </w:p>
         </w:tc>
@@ -2552,6 +2552,40 @@
                 <w:sz w:val="19"/>
               </w:rPr>
               <w:t>契約締結</w:t>
+            </w:r>
+          </w:p>
+        </w:tc>
+      </w:tr>
+      <w:tr>
+        <w:tc>
+          <w:tcPr>
+            <w:tcW w:type="dxa" w:w="4320"/>
+          </w:tcPr>
+          <w:p>
+            <w:r/>
+            <w:r>
+              <w:rPr>
+                <w:rFonts w:ascii="Meiryo" w:hAnsi="Meiryo" w:eastAsia="Meiryo"/>
+                <w:b w:val="0"/>
+                <w:sz w:val="19"/>
+              </w:rPr>
+              <w:t>11月上旬〜中旬</w:t>
+            </w:r>
+          </w:p>
+        </w:tc>
+        <w:tc>
+          <w:tcPr>
+            <w:tcW w:type="dxa" w:w="4320"/>
+          </w:tcPr>
+          <w:p>
+            <w:r/>
+            <w:r>
+              <w:rPr>
+                <w:rFonts w:ascii="Meiryo" w:hAnsi="Meiryo" w:eastAsia="Meiryo"/>
+                <w:b w:val="0"/>
+                <w:sz w:val="19"/>
+              </w:rPr>
+              <w:t>キャンペーン名称・KVの策定と確定、ノベルティ品目の仮申請(回答に約15営業日)</w:t>
             </w:r>
           </w:p>
         </w:tc>

--- a/docs/proposals/softbank-ultraman-caravan/SB様提示用_実施条件とお願い.docx
+++ b/docs/proposals/softbank-ultraman-caravan/SB様提示用_実施条件とお願い.docx
@@ -581,7 +581,7 @@
                 <w:b w:val="0"/>
                 <w:sz w:val="19"/>
               </w:rPr>
-              <w:t>2,000万円/年(27ヶ月分4,500万円を契約時に一括前払い)。店頭イベント、イベントキット、店頭訴求ツール、LP/Web、SNSでのIP利用と作成物の監修を含みます</w:t>
+              <w:t>2,000万円/年(2年分4,000万円を契約時に一括前払い)。店頭イベント、イベントキット、店頭訴求ツール、LP/Web、SNSでのIP利用と作成物の監修を含みます</w:t>
             </w:r>
           </w:p>
         </w:tc>
@@ -813,7 +813,7 @@
                 <w:b w:val="0"/>
                 <w:sz w:val="19"/>
               </w:rPr>
-              <w:t>2027年1月〜2029年3月(2年3ヶ月)。2026年10月末までに締結(1月開始に必要な体制準備と、11月からの制作・申請手続きのため)</w:t>
+              <w:t>2027年1月〜2028年12月(2年間)。2026年10月末までに締結(1月開始に必要な体制準備と、11月からの制作・申請手続きのため)</w:t>
             </w:r>
           </w:p>
         </w:tc>
@@ -1013,7 +1013,7 @@
                 <w:b w:val="0"/>
                 <w:sz w:val="19"/>
               </w:rPr>
-              <w:t>貴社EDIで発注。IP使用料は契約時に27ヶ月分(4,500万円)を一括前払い、保証分は四半期前払い(ご相談)。最低保証契約のため、開催ごとではなく期間一括の発注形態をご相談したく存じます</w:t>
+              <w:t>貴社EDIで発注。IP使用料は契約時に2年分(4,000万円)を一括前払い、保証分は四半期前払い(ご相談)。最低保証契約のため、開催ごとではなく期間一括の発注形態をご相談したく存じます</w:t>
             </w:r>
           </w:p>
         </w:tc>
@@ -2671,7 +2671,7 @@
                 <w:b w:val="0"/>
                 <w:sz w:val="19"/>
               </w:rPr>
-              <w:t>2029年3月</w:t>
+              <w:t>2028年12月</w:t>
             </w:r>
           </w:p>
         </w:tc>

--- a/docs/proposals/softbank-ultraman-caravan/SB様提示用_実施条件とお願い.docx
+++ b/docs/proposals/softbank-ultraman-caravan/SB様提示用_実施条件とお願い.docx
@@ -25,7 +25,7 @@
           <w:b w:val="0"/>
           <w:sz w:val="21"/>
         </w:rPr>
-        <w:t>ソフトバンク株式会社 御中/株式会社円谷プロダクション/2026年10月22日</w:t>
+        <w:t>ソフトバンク株式会社 御中/株式会社円谷プロダクション/2026年10月22日(10月26日更新)</w:t>
       </w:r>
     </w:p>
     <w:p>
@@ -615,7 +615,7 @@
                 <w:b w:val="0"/>
                 <w:sz w:val="19"/>
               </w:rPr>
-              <w:t>イベントキット、ノベルティ、店頭訴求ツールの作成費用の20%(制作は貴社)</w:t>
+              <w:t>イベントキット、ノベルティ、店頭訴求ツールの作成費用の20%(制作は貴社)。製造数量は四半期ごとに製造証憑(工場の納品書など)を添えてご報告ください</w:t>
             </w:r>
           </w:p>
         </w:tc>
@@ -913,7 +913,7 @@
                 <w:b w:val="0"/>
                 <w:sz w:val="19"/>
               </w:rPr>
-              <w:t>会場と日程は開催1ヶ月前までに確定。確定後のキャンセル料は、1ヶ月前〜14日前30%、13日前〜7日前50%、6日前〜当日100%。中途解約の場合は残期間の保証分を精算</w:t>
+              <w:t>会場と日程は開催1ヶ月前までに確定。確定後のキャンセル料は、1ヶ月前〜14日前30%、13日前〜7日前50%、6日前〜当日100%</w:t>
             </w:r>
           </w:p>
         </w:tc>
